--- a/landing/src/content/docs/reference/shortcuts.md.docx
+++ b/landing/src/content/docs/reference/shortcuts.md.docx
@@ -53,6 +53,11 @@
         </w:rPr>
         <w:t xml:space="preserve">title: Keyboard shortcuts description: Keyboard chords as listed in Settings → Shortcuts. They are not rebindable. section: reference order: 3 type: reference audience: Power users owner: Vyotiq product sources:</w:t>
       </w:r>
+      <w:r>
+        <w:rPr>
+          <w:rtl w:val="0"/>
+        </w:rPr>
+      </w:r>
     </w:p>
     <w:p>
       <w:pPr>
@@ -86,6 +91,7 @@
           <w:numId w:val="1"/>
         </w:numPr>
         <w:ind w:left="720" w:hanging="360"/>
+        <w:rPr/>
       </w:pPr>
       <w:r>
         <w:rPr>
@@ -101,6 +107,7 @@
           <w:numId w:val="1"/>
         </w:numPr>
         <w:ind w:left="720" w:hanging="360"/>
+        <w:rPr/>
       </w:pPr>
       <w:r>
         <w:rPr>
@@ -116,6 +123,7 @@
           <w:numId w:val="1"/>
         </w:numPr>
         <w:ind w:left="720" w:hanging="360"/>
+        <w:rPr/>
       </w:pPr>
       <w:r>
         <w:rPr>
@@ -131,6 +139,7 @@
           <w:numId w:val="1"/>
         </w:numPr>
         <w:ind w:left="720" w:hanging="360"/>
+        <w:rPr/>
       </w:pPr>
       <w:r>
         <w:rPr>
@@ -146,6 +155,7 @@
           <w:numId w:val="1"/>
         </w:numPr>
         <w:ind w:left="720" w:hanging="360"/>
+        <w:rPr/>
       </w:pPr>
       <w:r>
         <w:rPr>
@@ -344,7 +354,7 @@
         <w:pStyle w:val="Heading2"/>
         <w:rPr/>
       </w:pPr>
-      <w:bookmarkStart w:colFirst="0" w:colLast="0" w:name="_p2h3wzlmwic5" w:id="0"/>
+      <w:bookmarkStart w:colFirst="0" w:colLast="0" w:name="_op1ycfmqi12v" w:id="0"/>
       <w:bookmarkEnd w:id="0"/>
       <w:r>
         <w:rPr>
@@ -550,6 +560,11 @@
               </w:rPr>
               <w:t xml:space="preserve">⌘B</w:t>
             </w:r>
+            <w:r>
+              <w:rPr>
+                <w:rtl w:val="0"/>
+              </w:rPr>
+            </w:r>
           </w:p>
         </w:tc>
       </w:tr>
@@ -629,6 +644,11 @@
               </w:rPr>
               <w:t xml:space="preserve">⌘K</w:t>
             </w:r>
+            <w:r>
+              <w:rPr>
+                <w:rtl w:val="0"/>
+              </w:rPr>
+            </w:r>
           </w:p>
         </w:tc>
       </w:tr>
@@ -708,6 +728,11 @@
               </w:rPr>
               <w:t xml:space="preserve">⌘N</w:t>
             </w:r>
+            <w:r>
+              <w:rPr>
+                <w:rtl w:val="0"/>
+              </w:rPr>
+            </w:r>
           </w:p>
         </w:tc>
       </w:tr>
@@ -787,6 +812,11 @@
               </w:rPr>
               <w:t xml:space="preserve">⌘,</w:t>
             </w:r>
+            <w:r>
+              <w:rPr>
+                <w:rtl w:val="0"/>
+              </w:rPr>
+            </w:r>
           </w:p>
         </w:tc>
       </w:tr>
@@ -866,6 +896,11 @@
               </w:rPr>
               <w:t xml:space="preserve">⌘L</w:t>
             </w:r>
+            <w:r>
+              <w:rPr>
+                <w:rtl w:val="0"/>
+              </w:rPr>
+            </w:r>
           </w:p>
         </w:tc>
       </w:tr>
@@ -1023,6 +1058,11 @@
               </w:rPr>
               <w:t xml:space="preserve">⌘F</w:t>
             </w:r>
+            <w:r>
+              <w:rPr>
+                <w:rtl w:val="0"/>
+              </w:rPr>
+            </w:r>
           </w:p>
         </w:tc>
       </w:tr>
@@ -1102,6 +1142,11 @@
               </w:rPr>
               <w:t xml:space="preserve">⌘R</w:t>
             </w:r>
+            <w:r>
+              <w:rPr>
+                <w:rtl w:val="0"/>
+              </w:rPr>
+            </w:r>
           </w:p>
         </w:tc>
       </w:tr>
@@ -1181,6 +1226,11 @@
               </w:rPr>
               <w:t xml:space="preserve">⌘M</w:t>
             </w:r>
+            <w:r>
+              <w:rPr>
+                <w:rtl w:val="0"/>
+              </w:rPr>
+            </w:r>
           </w:p>
         </w:tc>
       </w:tr>
@@ -1260,6 +1310,11 @@
               </w:rPr>
               <w:t xml:space="preserve">⌘.</w:t>
             </w:r>
+            <w:r>
+              <w:rPr>
+                <w:rtl w:val="0"/>
+              </w:rPr>
+            </w:r>
           </w:p>
         </w:tc>
       </w:tr>
@@ -1338,6 +1393,11 @@
                 <w:rtl w:val="0"/>
               </w:rPr>
               <w:t xml:space="preserve">⌘W</w:t>
+            </w:r>
+            <w:r>
+              <w:rPr>
+                <w:rtl w:val="0"/>
+              </w:rPr>
             </w:r>
           </w:p>
         </w:tc>
@@ -1384,7 +1444,7 @@
         <w:pStyle w:val="Heading2"/>
         <w:rPr/>
       </w:pPr>
-      <w:bookmarkStart w:colFirst="0" w:colLast="0" w:name="_38i7v5420duy" w:id="1"/>
+      <w:bookmarkStart w:colFirst="0" w:colLast="0" w:name="_xa530u3g6zx8" w:id="1"/>
       <w:bookmarkEnd w:id="1"/>
       <w:r>
         <w:rPr>
@@ -1590,6 +1650,11 @@
               </w:rPr>
               <w:t xml:space="preserve">⌘`</w:t>
             </w:r>
+            <w:r>
+              <w:rPr>
+                <w:rtl w:val="0"/>
+              </w:rPr>
+            </w:r>
           </w:p>
         </w:tc>
       </w:tr>
@@ -1669,6 +1734,11 @@
               </w:rPr>
               <w:t xml:space="preserve">⌘E</w:t>
             </w:r>
+            <w:r>
+              <w:rPr>
+                <w:rtl w:val="0"/>
+              </w:rPr>
+            </w:r>
           </w:p>
         </w:tc>
       </w:tr>
@@ -1747,6 +1817,11 @@
                 <w:rtl w:val="0"/>
               </w:rPr>
               <w:t xml:space="preserve">⌘⇧B</w:t>
+            </w:r>
+            <w:r>
+              <w:rPr>
+                <w:rtl w:val="0"/>
+              </w:rPr>
             </w:r>
           </w:p>
         </w:tc>
@@ -1757,7 +1832,7 @@
         <w:pStyle w:val="Heading2"/>
         <w:rPr/>
       </w:pPr>
-      <w:bookmarkStart w:colFirst="0" w:colLast="0" w:name="_kdu6lfx4k7zb" w:id="2"/>
+      <w:bookmarkStart w:colFirst="0" w:colLast="0" w:name="_g6za2eecz04o" w:id="2"/>
       <w:bookmarkEnd w:id="2"/>
       <w:r>
         <w:rPr>
@@ -2095,6 +2170,11 @@
               </w:rPr>
               <w:t xml:space="preserve">↑</w:t>
             </w:r>
+            <w:r>
+              <w:rPr>
+                <w:rtl w:val="0"/>
+              </w:rPr>
+            </w:r>
           </w:p>
         </w:tc>
         <w:tc>
@@ -2119,6 +2199,11 @@
                 <w:rtl w:val="0"/>
               </w:rPr>
               <w:t xml:space="preserve">↑</w:t>
+            </w:r>
+            <w:r>
+              <w:rPr>
+                <w:rtl w:val="0"/>
+              </w:rPr>
             </w:r>
           </w:p>
         </w:tc>
@@ -2199,6 +2284,11 @@
               </w:rPr>
               <w:t xml:space="preserve">⌘-</w:t>
             </w:r>
+            <w:r>
+              <w:rPr>
+                <w:rtl w:val="0"/>
+              </w:rPr>
+            </w:r>
           </w:p>
         </w:tc>
       </w:tr>
@@ -2278,6 +2368,11 @@
               </w:rPr>
               <w:t xml:space="preserve">⌘=</w:t>
             </w:r>
+            <w:r>
+              <w:rPr>
+                <w:rtl w:val="0"/>
+              </w:rPr>
+            </w:r>
           </w:p>
         </w:tc>
       </w:tr>
@@ -2356,6 +2451,11 @@
                 <w:rtl w:val="0"/>
               </w:rPr>
               <w:t xml:space="preserve">⌘0</w:t>
+            </w:r>
+            <w:r>
+              <w:rPr>
+                <w:rtl w:val="0"/>
+              </w:rPr>
             </w:r>
           </w:p>
         </w:tc>
